--- a/public/assets/case-studies/northstar-flexline-product-launch/02-design/02-elearning-course-storyboard/elearning-course-storyboard.docx
+++ b/public/assets/case-studies/northstar-flexline-product-launch/02-design/02-elearning-course-storyboard/elearning-course-storyboard.docx
@@ -2896,7 +2896,6 @@
               </w:rPr>
               <w:t>*</w:t>
             </w:r>
-            <w:proofErr w:type="gramStart"/>
             <w:r>
               <w:rPr>
                 <w:rFonts w:ascii="Source Sans Pro" w:hAnsi="Source Sans Pro"/>
@@ -2906,9 +2905,8 @@
                 <w:sz w:val="18"/>
                 <w:szCs w:val="18"/>
               </w:rPr>
-              <w:t>insert</w:t>
-            </w:r>
-            <w:proofErr w:type="gramEnd"/>
+              <w:t>Insert</w:t>
+            </w:r>
             <w:r>
               <w:rPr>
                 <w:rFonts w:ascii="Source Sans Pro" w:hAnsi="Source Sans Pro"/>
@@ -4349,25 +4347,14 @@
                 <w:szCs w:val="18"/>
               </w:rPr>
             </w:pPr>
-            <w:proofErr w:type="gramStart"/>
-            <w:r>
-              <w:rPr>
-                <w:rFonts w:ascii="Source Sans Pro Light" w:hAnsi="Source Sans Pro Light"/>
-                <w:color w:val="000000" w:themeColor="background1"/>
-                <w:sz w:val="18"/>
-                <w:szCs w:val="18"/>
-              </w:rPr>
-              <w:t>Introduce</w:t>
-            </w:r>
-            <w:proofErr w:type="gramEnd"/>
-            <w:r>
-              <w:rPr>
-                <w:rFonts w:ascii="Source Sans Pro Light" w:hAnsi="Source Sans Pro Light"/>
-                <w:color w:val="000000" w:themeColor="background1"/>
-                <w:sz w:val="18"/>
-                <w:szCs w:val="18"/>
-              </w:rPr>
-              <w:t xml:space="preserve"> </w:t>
+            <w:r>
+              <w:rPr>
+                <w:rFonts w:ascii="Source Sans Pro Light" w:hAnsi="Source Sans Pro Light"/>
+                <w:color w:val="000000" w:themeColor="background1"/>
+                <w:sz w:val="18"/>
+                <w:szCs w:val="18"/>
+              </w:rPr>
+              <w:t xml:space="preserve">Introduce </w:t>
             </w:r>
             <w:r>
               <w:rPr>
@@ -4732,17 +4719,15 @@
               </w:rPr>
               <w:t xml:space="preserve"> </w:t>
             </w:r>
-            <w:proofErr w:type="gramStart"/>
-            <w:r>
-              <w:rPr>
-                <w:rFonts w:ascii="Source Sans Pro Light" w:hAnsi="Source Sans Pro Light"/>
-                <w:color w:val="7F7F7F" w:themeColor="background1" w:themeTint="80"/>
-                <w:sz w:val="18"/>
-                <w:szCs w:val="18"/>
-              </w:rPr>
-              <w:t>is defined</w:t>
-            </w:r>
-            <w:proofErr w:type="gramEnd"/>
+            <w:r>
+              <w:rPr>
+                <w:rFonts w:ascii="Source Sans Pro Light" w:hAnsi="Source Sans Pro Light"/>
+                <w:color w:val="7F7F7F" w:themeColor="background1" w:themeTint="80"/>
+                <w:sz w:val="18"/>
+                <w:szCs w:val="18"/>
+              </w:rPr>
+              <w:t>defines</w:t>
+            </w:r>
             <w:r>
               <w:rPr>
                 <w:rFonts w:ascii="Source Sans Pro Light" w:hAnsi="Source Sans Pro Light"/>
@@ -4974,17 +4959,15 @@
               </w:rPr>
               <w:t xml:space="preserve"> </w:t>
             </w:r>
-            <w:proofErr w:type="gramStart"/>
-            <w:r>
-              <w:rPr>
-                <w:rFonts w:ascii="Source Sans Pro Light" w:hAnsi="Source Sans Pro Light"/>
-                <w:color w:val="7F7F7F" w:themeColor="background1" w:themeTint="80"/>
-                <w:sz w:val="18"/>
-                <w:szCs w:val="18"/>
-              </w:rPr>
-              <w:t>is defined</w:t>
-            </w:r>
-            <w:proofErr w:type="gramEnd"/>
+            <w:r>
+              <w:rPr>
+                <w:rFonts w:ascii="Source Sans Pro Light" w:hAnsi="Source Sans Pro Light"/>
+                <w:color w:val="7F7F7F" w:themeColor="background1" w:themeTint="80"/>
+                <w:sz w:val="18"/>
+                <w:szCs w:val="18"/>
+              </w:rPr>
+              <w:t>defines</w:t>
+            </w:r>
             <w:r>
               <w:rPr>
                 <w:rFonts w:ascii="Source Sans Pro Light" w:hAnsi="Source Sans Pro Light"/>
@@ -5521,25 +5504,14 @@
                 <w:szCs w:val="18"/>
               </w:rPr>
             </w:pPr>
-            <w:proofErr w:type="gramStart"/>
-            <w:r>
-              <w:rPr>
-                <w:rFonts w:ascii="Source Sans Pro Light" w:hAnsi="Source Sans Pro Light"/>
-                <w:color w:val="000000" w:themeColor="background1"/>
-                <w:sz w:val="18"/>
-                <w:szCs w:val="18"/>
-              </w:rPr>
-              <w:t>Introduce</w:t>
-            </w:r>
-            <w:proofErr w:type="gramEnd"/>
-            <w:r>
-              <w:rPr>
-                <w:rFonts w:ascii="Source Sans Pro Light" w:hAnsi="Source Sans Pro Light"/>
-                <w:color w:val="000000" w:themeColor="background1"/>
-                <w:sz w:val="18"/>
-                <w:szCs w:val="18"/>
-              </w:rPr>
-              <w:t xml:space="preserve"> the importance of Compliance QA on the participant phone calls. </w:t>
+            <w:r>
+              <w:rPr>
+                <w:rFonts w:ascii="Source Sans Pro Light" w:hAnsi="Source Sans Pro Light"/>
+                <w:color w:val="000000" w:themeColor="background1"/>
+                <w:sz w:val="18"/>
+                <w:szCs w:val="18"/>
+              </w:rPr>
+              <w:t xml:space="preserve">Introduce the importance of Compliance QA on the participant phone calls. </w:t>
             </w:r>
           </w:p>
           <w:p>
